--- a/tillsyn/A 55218-2025 tillsynsbegäran.docx
+++ b/tillsyn/A 55218-2025 tillsynsbegäran.docx
@@ -253,7 +253,7 @@
     <w:r>
       <w:tab/>
       <w:tab/>
-      <w:t>2025-11-15</w:t>
+      <w:t>2025-11-20</w:t>
       <w:br/>
       <w:br/>
     </w:r>

--- a/tillsyn/A 55218-2025 tillsynsbegäran.docx
+++ b/tillsyn/A 55218-2025 tillsynsbegäran.docx
@@ -253,7 +253,7 @@
     <w:r>
       <w:tab/>
       <w:tab/>
-      <w:t>2025-11-20</w:t>
+      <w:t>2025-11-21</w:t>
       <w:br/>
       <w:br/>
     </w:r>

--- a/tillsyn/A 55218-2025 tillsynsbegäran.docx
+++ b/tillsyn/A 55218-2025 tillsynsbegäran.docx
@@ -253,7 +253,7 @@
     <w:r>
       <w:tab/>
       <w:tab/>
-      <w:t>2025-11-21</w:t>
+      <w:t>2025-11-22</w:t>
       <w:br/>
       <w:br/>
     </w:r>

--- a/tillsyn/A 55218-2025 tillsynsbegäran.docx
+++ b/tillsyn/A 55218-2025 tillsynsbegäran.docx
@@ -253,7 +253,7 @@
     <w:r>
       <w:tab/>
       <w:tab/>
-      <w:t>2025-11-22</w:t>
+      <w:t>2025-11-23</w:t>
       <w:br/>
       <w:br/>
     </w:r>

--- a/tillsyn/A 55218-2025 tillsynsbegäran.docx
+++ b/tillsyn/A 55218-2025 tillsynsbegäran.docx
@@ -253,7 +253,7 @@
     <w:r>
       <w:tab/>
       <w:tab/>
-      <w:t>2025-11-23</w:t>
+      <w:t>2025-11-24</w:t>
       <w:br/>
       <w:br/>
     </w:r>

--- a/tillsyn/A 55218-2025 tillsynsbegäran.docx
+++ b/tillsyn/A 55218-2025 tillsynsbegäran.docx
@@ -253,7 +253,7 @@
     <w:r>
       <w:tab/>
       <w:tab/>
-      <w:t>2025-11-24</w:t>
+      <w:t>2025-11-25</w:t>
       <w:br/>
       <w:br/>
     </w:r>

--- a/tillsyn/A 55218-2025 tillsynsbegäran.docx
+++ b/tillsyn/A 55218-2025 tillsynsbegäran.docx
@@ -253,7 +253,7 @@
     <w:r>
       <w:tab/>
       <w:tab/>
-      <w:t>2025-11-25</w:t>
+      <w:t>2025-11-26</w:t>
       <w:br/>
       <w:br/>
     </w:r>

--- a/tillsyn/A 55218-2025 tillsynsbegäran.docx
+++ b/tillsyn/A 55218-2025 tillsynsbegäran.docx
@@ -253,7 +253,7 @@
     <w:r>
       <w:tab/>
       <w:tab/>
-      <w:t>2025-11-26</w:t>
+      <w:t>2025-11-27</w:t>
       <w:br/>
       <w:br/>
     </w:r>

--- a/tillsyn/A 55218-2025 tillsynsbegäran.docx
+++ b/tillsyn/A 55218-2025 tillsynsbegäran.docx
@@ -253,7 +253,7 @@
     <w:r>
       <w:tab/>
       <w:tab/>
-      <w:t>2025-11-27</w:t>
+      <w:t>2025-11-28</w:t>
       <w:br/>
       <w:br/>
     </w:r>

--- a/tillsyn/A 55218-2025 tillsynsbegäran.docx
+++ b/tillsyn/A 55218-2025 tillsynsbegäran.docx
@@ -253,7 +253,7 @@
     <w:r>
       <w:tab/>
       <w:tab/>
-      <w:t>2025-11-28</w:t>
+      <w:t>2025-11-29</w:t>
       <w:br/>
       <w:br/>
     </w:r>

--- a/tillsyn/A 55218-2025 tillsynsbegäran.docx
+++ b/tillsyn/A 55218-2025 tillsynsbegäran.docx
@@ -253,7 +253,7 @@
     <w:r>
       <w:tab/>
       <w:tab/>
-      <w:t>2025-11-29</w:t>
+      <w:t>2025-11-30</w:t>
       <w:br/>
       <w:br/>
     </w:r>

--- a/tillsyn/A 55218-2025 tillsynsbegäran.docx
+++ b/tillsyn/A 55218-2025 tillsynsbegäran.docx
@@ -253,7 +253,7 @@
     <w:r>
       <w:tab/>
       <w:tab/>
-      <w:t>2025-11-30</w:t>
+      <w:t>2025-12-01</w:t>
       <w:br/>
       <w:br/>
     </w:r>

--- a/tillsyn/A 55218-2025 tillsynsbegäran.docx
+++ b/tillsyn/A 55218-2025 tillsynsbegäran.docx
@@ -253,7 +253,7 @@
     <w:r>
       <w:tab/>
       <w:tab/>
-      <w:t>2025-12-01</w:t>
+      <w:t>2025-12-02</w:t>
       <w:br/>
       <w:br/>
     </w:r>

--- a/tillsyn/A 55218-2025 tillsynsbegäran.docx
+++ b/tillsyn/A 55218-2025 tillsynsbegäran.docx
@@ -253,7 +253,7 @@
     <w:r>
       <w:tab/>
       <w:tab/>
-      <w:t>2025-12-02</w:t>
+      <w:t>2025-12-03</w:t>
       <w:br/>
       <w:br/>
     </w:r>

--- a/tillsyn/A 55218-2025 tillsynsbegäran.docx
+++ b/tillsyn/A 55218-2025 tillsynsbegäran.docx
@@ -253,7 +253,7 @@
     <w:r>
       <w:tab/>
       <w:tab/>
-      <w:t>2025-12-03</w:t>
+      <w:t>2025-12-04</w:t>
       <w:br/>
       <w:br/>
     </w:r>

--- a/tillsyn/A 55218-2025 tillsynsbegäran.docx
+++ b/tillsyn/A 55218-2025 tillsynsbegäran.docx
@@ -253,7 +253,7 @@
     <w:r>
       <w:tab/>
       <w:tab/>
-      <w:t>2025-12-04</w:t>
+      <w:t>2025-12-05</w:t>
       <w:br/>
       <w:br/>
     </w:r>

--- a/tillsyn/A 55218-2025 tillsynsbegäran.docx
+++ b/tillsyn/A 55218-2025 tillsynsbegäran.docx
@@ -253,7 +253,7 @@
     <w:r>
       <w:tab/>
       <w:tab/>
-      <w:t>2025-12-05</w:t>
+      <w:t>2025-12-06</w:t>
       <w:br/>
       <w:br/>
     </w:r>

--- a/tillsyn/A 55218-2025 tillsynsbegäran.docx
+++ b/tillsyn/A 55218-2025 tillsynsbegäran.docx
@@ -253,7 +253,7 @@
     <w:r>
       <w:tab/>
       <w:tab/>
-      <w:t>2025-12-06</w:t>
+      <w:t>2025-12-07</w:t>
       <w:br/>
       <w:br/>
     </w:r>

--- a/tillsyn/A 55218-2025 tillsynsbegäran.docx
+++ b/tillsyn/A 55218-2025 tillsynsbegäran.docx
@@ -253,7 +253,7 @@
     <w:r>
       <w:tab/>
       <w:tab/>
-      <w:t>2025-12-07</w:t>
+      <w:t>2025-12-08</w:t>
       <w:br/>
       <w:br/>
     </w:r>

--- a/tillsyn/A 55218-2025 tillsynsbegäran.docx
+++ b/tillsyn/A 55218-2025 tillsynsbegäran.docx
@@ -253,7 +253,7 @@
     <w:r>
       <w:tab/>
       <w:tab/>
-      <w:t>2025-12-08</w:t>
+      <w:t>2025-12-09</w:t>
       <w:br/>
       <w:br/>
     </w:r>

--- a/tillsyn/A 55218-2025 tillsynsbegäran.docx
+++ b/tillsyn/A 55218-2025 tillsynsbegäran.docx
@@ -253,7 +253,7 @@
     <w:r>
       <w:tab/>
       <w:tab/>
-      <w:t>2025-12-09</w:t>
+      <w:t>2025-12-10</w:t>
       <w:br/>
       <w:br/>
     </w:r>

--- a/tillsyn/A 55218-2025 tillsynsbegäran.docx
+++ b/tillsyn/A 55218-2025 tillsynsbegäran.docx
@@ -253,7 +253,7 @@
     <w:r>
       <w:tab/>
       <w:tab/>
-      <w:t>2025-12-10</w:t>
+      <w:t>2025-12-11</w:t>
       <w:br/>
       <w:br/>
     </w:r>

--- a/tillsyn/A 55218-2025 tillsynsbegäran.docx
+++ b/tillsyn/A 55218-2025 tillsynsbegäran.docx
@@ -253,7 +253,7 @@
     <w:r>
       <w:tab/>
       <w:tab/>
-      <w:t>2025-12-11</w:t>
+      <w:t>2025-12-12</w:t>
       <w:br/>
       <w:br/>
     </w:r>

--- a/tillsyn/A 55218-2025 tillsynsbegäran.docx
+++ b/tillsyn/A 55218-2025 tillsynsbegäran.docx
@@ -253,7 +253,7 @@
     <w:r>
       <w:tab/>
       <w:tab/>
-      <w:t>2025-12-12</w:t>
+      <w:t>2025-12-13</w:t>
       <w:br/>
       <w:br/>
     </w:r>

--- a/tillsyn/A 55218-2025 tillsynsbegäran.docx
+++ b/tillsyn/A 55218-2025 tillsynsbegäran.docx
@@ -253,7 +253,7 @@
     <w:r>
       <w:tab/>
       <w:tab/>
-      <w:t>2025-12-19</w:t>
+      <w:t>2025-12-20</w:t>
       <w:br/>
       <w:br/>
     </w:r>

--- a/tillsyn/A 55218-2025 tillsynsbegäran.docx
+++ b/tillsyn/A 55218-2025 tillsynsbegäran.docx
@@ -253,7 +253,7 @@
     <w:r>
       <w:tab/>
       <w:tab/>
-      <w:t>2025-12-20</w:t>
+      <w:t>2025-12-21</w:t>
       <w:br/>
       <w:br/>
     </w:r>

--- a/tillsyn/A 55218-2025 tillsynsbegäran.docx
+++ b/tillsyn/A 55218-2025 tillsynsbegäran.docx
@@ -253,7 +253,7 @@
     <w:r>
       <w:tab/>
       <w:tab/>
-      <w:t>2025-12-21</w:t>
+      <w:t>2025-12-22</w:t>
       <w:br/>
       <w:br/>
     </w:r>

--- a/tillsyn/A 55218-2025 tillsynsbegäran.docx
+++ b/tillsyn/A 55218-2025 tillsynsbegäran.docx
@@ -253,7 +253,7 @@
     <w:r>
       <w:tab/>
       <w:tab/>
-      <w:t>2025-12-22</w:t>
+      <w:t>2025-12-26</w:t>
       <w:br/>
       <w:br/>
     </w:r>

--- a/tillsyn/A 55218-2025 tillsynsbegäran.docx
+++ b/tillsyn/A 55218-2025 tillsynsbegäran.docx
@@ -253,7 +253,7 @@
     <w:r>
       <w:tab/>
       <w:tab/>
-      <w:t>2026-01-03</w:t>
+      <w:t>2026-01-04</w:t>
       <w:br/>
       <w:br/>
     </w:r>

--- a/tillsyn/A 55218-2025 tillsynsbegäran.docx
+++ b/tillsyn/A 55218-2025 tillsynsbegäran.docx
@@ -253,7 +253,7 @@
     <w:r>
       <w:tab/>
       <w:tab/>
-      <w:t>2026-01-07</w:t>
+      <w:t>2026-01-08</w:t>
       <w:br/>
       <w:br/>
     </w:r>

--- a/tillsyn/A 55218-2025 tillsynsbegäran.docx
+++ b/tillsyn/A 55218-2025 tillsynsbegäran.docx
@@ -253,7 +253,7 @@
     <w:r>
       <w:tab/>
       <w:tab/>
-      <w:t>2026-01-08</w:t>
+      <w:t>2026-01-09</w:t>
       <w:br/>
       <w:br/>
     </w:r>

--- a/tillsyn/A 55218-2025 tillsynsbegäran.docx
+++ b/tillsyn/A 55218-2025 tillsynsbegäran.docx
@@ -253,7 +253,7 @@
     <w:r>
       <w:tab/>
       <w:tab/>
-      <w:t>2026-01-09</w:t>
+      <w:t>2026-01-10</w:t>
       <w:br/>
       <w:br/>
     </w:r>

--- a/tillsyn/A 55218-2025 tillsynsbegäran.docx
+++ b/tillsyn/A 55218-2025 tillsynsbegäran.docx
@@ -253,7 +253,7 @@
     <w:r>
       <w:tab/>
       <w:tab/>
-      <w:t>2026-01-10</w:t>
+      <w:t>2026-01-11</w:t>
       <w:br/>
       <w:br/>
     </w:r>

--- a/tillsyn/A 55218-2025 tillsynsbegäran.docx
+++ b/tillsyn/A 55218-2025 tillsynsbegäran.docx
@@ -253,7 +253,7 @@
     <w:r>
       <w:tab/>
       <w:tab/>
-      <w:t>2026-01-11</w:t>
+      <w:t>2026-01-12</w:t>
       <w:br/>
       <w:br/>
     </w:r>

--- a/tillsyn/A 55218-2025 tillsynsbegäran.docx
+++ b/tillsyn/A 55218-2025 tillsynsbegäran.docx
@@ -253,7 +253,7 @@
     <w:r>
       <w:tab/>
       <w:tab/>
-      <w:t>2026-01-12</w:t>
+      <w:t>2026-01-13</w:t>
       <w:br/>
       <w:br/>
     </w:r>

--- a/tillsyn/A 55218-2025 tillsynsbegäran.docx
+++ b/tillsyn/A 55218-2025 tillsynsbegäran.docx
@@ -253,7 +253,7 @@
     <w:r>
       <w:tab/>
       <w:tab/>
-      <w:t>2026-01-13</w:t>
+      <w:t>2026-01-14</w:t>
       <w:br/>
       <w:br/>
     </w:r>

--- a/tillsyn/A 55218-2025 tillsynsbegäran.docx
+++ b/tillsyn/A 55218-2025 tillsynsbegäran.docx
@@ -253,7 +253,7 @@
     <w:r>
       <w:tab/>
       <w:tab/>
-      <w:t>2026-01-14</w:t>
+      <w:t>2026-01-15</w:t>
       <w:br/>
       <w:br/>
     </w:r>

--- a/tillsyn/A 55218-2025 tillsynsbegäran.docx
+++ b/tillsyn/A 55218-2025 tillsynsbegäran.docx
@@ -253,7 +253,7 @@
     <w:r>
       <w:tab/>
       <w:tab/>
-      <w:t>2026-01-15</w:t>
+      <w:t>2026-01-16</w:t>
       <w:br/>
       <w:br/>
     </w:r>

--- a/tillsyn/A 55218-2025 tillsynsbegäran.docx
+++ b/tillsyn/A 55218-2025 tillsynsbegäran.docx
@@ -253,7 +253,7 @@
     <w:r>
       <w:tab/>
       <w:tab/>
-      <w:t>2026-01-16</w:t>
+      <w:t>2026-01-17</w:t>
       <w:br/>
       <w:br/>
     </w:r>

--- a/tillsyn/A 55218-2025 tillsynsbegäran.docx
+++ b/tillsyn/A 55218-2025 tillsynsbegäran.docx
@@ -253,7 +253,7 @@
     <w:r>
       <w:tab/>
       <w:tab/>
-      <w:t>2026-01-17</w:t>
+      <w:t>2026-01-18</w:t>
       <w:br/>
       <w:br/>
     </w:r>

--- a/tillsyn/A 55218-2025 tillsynsbegäran.docx
+++ b/tillsyn/A 55218-2025 tillsynsbegäran.docx
@@ -253,7 +253,7 @@
     <w:r>
       <w:tab/>
       <w:tab/>
-      <w:t>2026-01-18</w:t>
+      <w:t>2026-01-19</w:t>
       <w:br/>
       <w:br/>
     </w:r>

--- a/tillsyn/A 55218-2025 tillsynsbegäran.docx
+++ b/tillsyn/A 55218-2025 tillsynsbegäran.docx
@@ -253,7 +253,7 @@
     <w:r>
       <w:tab/>
       <w:tab/>
-      <w:t>2026-01-19</w:t>
+      <w:t>2026-01-20</w:t>
       <w:br/>
       <w:br/>
     </w:r>

--- a/tillsyn/A 55218-2025 tillsynsbegäran.docx
+++ b/tillsyn/A 55218-2025 tillsynsbegäran.docx
@@ -253,7 +253,7 @@
     <w:r>
       <w:tab/>
       <w:tab/>
-      <w:t>2026-01-20</w:t>
+      <w:t>2026-01-21</w:t>
       <w:br/>
       <w:br/>
     </w:r>

--- a/tillsyn/A 55218-2025 tillsynsbegäran.docx
+++ b/tillsyn/A 55218-2025 tillsynsbegäran.docx
@@ -253,7 +253,7 @@
     <w:r>
       <w:tab/>
       <w:tab/>
-      <w:t>2026-01-21</w:t>
+      <w:t>2026-01-23</w:t>
       <w:br/>
       <w:br/>
     </w:r>

--- a/tillsyn/A 55218-2025 tillsynsbegäran.docx
+++ b/tillsyn/A 55218-2025 tillsynsbegäran.docx
@@ -253,7 +253,7 @@
     <w:r>
       <w:tab/>
       <w:tab/>
-      <w:t>2026-01-23</w:t>
+      <w:t>2026-01-24</w:t>
       <w:br/>
       <w:br/>
     </w:r>

--- a/tillsyn/A 55218-2025 tillsynsbegäran.docx
+++ b/tillsyn/A 55218-2025 tillsynsbegäran.docx
@@ -253,7 +253,7 @@
     <w:r>
       <w:tab/>
       <w:tab/>
-      <w:t>2026-01-24</w:t>
+      <w:t>2026-01-25</w:t>
       <w:br/>
       <w:br/>
     </w:r>

--- a/tillsyn/A 55218-2025 tillsynsbegäran.docx
+++ b/tillsyn/A 55218-2025 tillsynsbegäran.docx
@@ -253,7 +253,7 @@
     <w:r>
       <w:tab/>
       <w:tab/>
-      <w:t>2026-01-25</w:t>
+      <w:t>2026-01-26</w:t>
       <w:br/>
       <w:br/>
     </w:r>

--- a/tillsyn/A 55218-2025 tillsynsbegäran.docx
+++ b/tillsyn/A 55218-2025 tillsynsbegäran.docx
@@ -253,7 +253,7 @@
     <w:r>
       <w:tab/>
       <w:tab/>
-      <w:t>2026-01-26</w:t>
+      <w:t>2026-01-27</w:t>
       <w:br/>
       <w:br/>
     </w:r>

--- a/tillsyn/A 55218-2025 tillsynsbegäran.docx
+++ b/tillsyn/A 55218-2025 tillsynsbegäran.docx
@@ -253,7 +253,7 @@
     <w:r>
       <w:tab/>
       <w:tab/>
-      <w:t>2026-01-27</w:t>
+      <w:t>2026-01-28</w:t>
       <w:br/>
       <w:br/>
     </w:r>

--- a/tillsyn/A 55218-2025 tillsynsbegäran.docx
+++ b/tillsyn/A 55218-2025 tillsynsbegäran.docx
@@ -95,10 +95,39 @@
         <w:rPr>
           <w:b/>
         </w:rPr>
+        <w:t>Dropptaggsvamp</w:t>
+      </w:r>
+      <w:r>
+        <w:t xml:space="preserve"> bildar mykorrhiza med tall, huvudsakligen i äldre skog. Total population i landet bedöms ha minskat och fortsatt minska på grund av slutavverkningar och förhöja kvävenivåer i marken som en följd av skogsgödsling. Dropptaggsvamp är typisk art för </w:t>
+      </w:r>
+      <w:r>
+        <w:rPr>
+          <w:i/>
+        </w:rPr>
+        <w:t xml:space="preserve">9010 Taiga </w:t>
+      </w:r>
+      <w:r>
+        <w:t>(SLU Artdatabanken, 2025).</w:t>
+      </w:r>
+    </w:p>
+    <w:p>
+      <w:r>
+        <w:rPr>
+          <w:b/>
+        </w:rPr>
         <w:t>Gräddporing (VU)</w:t>
       </w:r>
       <w:r>
-        <w:t xml:space="preserve"> växer nästan enbart i urskogsartad barrskog på gamla, kraftigt murkna, grova och mossbelupna tallågor i något fuktiga och skuggiga lägen. Arten är placerad högst upp i Skogsstyrelsens värdepyramid för bedömning av skog med höga naturvärden och indikerar gamla och relativt orörda tallnaturskogar med höga naturvärden där det under låg tid kontinuerligt funnits inslag av grova tallågor. För att på sikt hejda artens vikande trend behöver merparten av gräddporingens nu kända växtplatser undantas från skogsbruk (SLU Artdatabanken, 2024; Nitare &amp; Skogsstyrelsen, 2019).</w:t>
+        <w:t xml:space="preserve"> växer nästan enbart i urskogsartad barrskog på gamla, kraftigt murkna, grova och mossbelupna tallågor i något fuktiga och skuggiga lägen. Arten är placerad högst upp i Skogsstyrelsens värdepyramid för bedömning av skog med höga naturvärden och indikerar gamla och relativt orörda tallnaturskogar med höga naturvärden där det under låg tid kontinuerligt funnits inslag av grova tallågor. För att på sikt hejda artens vikande trend behöver merparten av gräddporingens nu kända växtplatser undantas från skogsbruk. Gräddporing är typisk art för </w:t>
+      </w:r>
+      <w:r>
+        <w:rPr>
+          <w:i/>
+        </w:rPr>
+        <w:t>9010 Taiga</w:t>
+      </w:r>
+      <w:r>
+        <w:t xml:space="preserve"> (SLU Artdatabanken, 2024; Nitare &amp; Skogsstyrelsen, 2019).</w:t>
       </w:r>
     </w:p>
     <w:p>
@@ -253,7 +282,7 @@
     <w:r>
       <w:tab/>
       <w:tab/>
-      <w:t>2026-01-28</w:t>
+      <w:t>2026-01-29</w:t>
       <w:br/>
       <w:br/>
     </w:r>

--- a/tillsyn/A 55218-2025 tillsynsbegäran.docx
+++ b/tillsyn/A 55218-2025 tillsynsbegäran.docx
@@ -282,7 +282,7 @@
     <w:r>
       <w:tab/>
       <w:tab/>
-      <w:t>2026-01-29</w:t>
+      <w:t>2026-01-30</w:t>
       <w:br/>
       <w:br/>
     </w:r>

--- a/tillsyn/A 55218-2025 tillsynsbegäran.docx
+++ b/tillsyn/A 55218-2025 tillsynsbegäran.docx
@@ -282,7 +282,7 @@
     <w:r>
       <w:tab/>
       <w:tab/>
-      <w:t>2026-01-30</w:t>
+      <w:t>2026-01-31</w:t>
       <w:br/>
       <w:br/>
     </w:r>

--- a/tillsyn/A 55218-2025 tillsynsbegäran.docx
+++ b/tillsyn/A 55218-2025 tillsynsbegäran.docx
@@ -282,7 +282,7 @@
     <w:r>
       <w:tab/>
       <w:tab/>
-      <w:t>2026-02-22</w:t>
+      <w:t>2026-02-23</w:t>
       <w:br/>
       <w:br/>
     </w:r>

--- a/tillsyn/A 55218-2025 tillsynsbegäran.docx
+++ b/tillsyn/A 55218-2025 tillsynsbegäran.docx
@@ -282,7 +282,7 @@
     <w:r>
       <w:tab/>
       <w:tab/>
-      <w:t>2026-02-23</w:t>
+      <w:t>2026-02-24</w:t>
       <w:br/>
       <w:br/>
     </w:r>

--- a/tillsyn/A 55218-2025 tillsynsbegäran.docx
+++ b/tillsyn/A 55218-2025 tillsynsbegäran.docx
@@ -282,7 +282,7 @@
     <w:r>
       <w:tab/>
       <w:tab/>
-      <w:t>2026-02-24</w:t>
+      <w:t>2026-02-25</w:t>
       <w:br/>
       <w:br/>
     </w:r>

--- a/tillsyn/A 55218-2025 tillsynsbegäran.docx
+++ b/tillsyn/A 55218-2025 tillsynsbegäran.docx
@@ -282,7 +282,7 @@
     <w:r>
       <w:tab/>
       <w:tab/>
-      <w:t>2026-02-25</w:t>
+      <w:t>2026-02-26</w:t>
       <w:br/>
       <w:br/>
     </w:r>

--- a/tillsyn/A 55218-2025 tillsynsbegäran.docx
+++ b/tillsyn/A 55218-2025 tillsynsbegäran.docx
@@ -282,7 +282,7 @@
     <w:r>
       <w:tab/>
       <w:tab/>
-      <w:t>2026-02-26</w:t>
+      <w:t>2026-02-28</w:t>
       <w:br/>
       <w:br/>
     </w:r>

--- a/tillsyn/A 55218-2025 tillsynsbegäran.docx
+++ b/tillsyn/A 55218-2025 tillsynsbegäran.docx
@@ -282,7 +282,7 @@
     <w:r>
       <w:tab/>
       <w:tab/>
-      <w:t>2026-02-28</w:t>
+      <w:t>2026-03-01</w:t>
       <w:br/>
       <w:br/>
     </w:r>

--- a/tillsyn/A 55218-2025 tillsynsbegäran.docx
+++ b/tillsyn/A 55218-2025 tillsynsbegäran.docx
@@ -282,7 +282,7 @@
     <w:r>
       <w:tab/>
       <w:tab/>
-      <w:t>2026-03-01</w:t>
+      <w:t>2026-03-02</w:t>
       <w:br/>
       <w:br/>
     </w:r>

--- a/tillsyn/A 55218-2025 tillsynsbegäran.docx
+++ b/tillsyn/A 55218-2025 tillsynsbegäran.docx
@@ -151,7 +151,7 @@
         <w:t>Varglav (NT, §8)</w:t>
       </w:r>
       <w:r>
-        <w:t xml:space="preserve"> växer på gammal, torr, hård ved, främst på torrakor och högstubbar av tall i öppna lägen, främst på myrar och i myrkanter. Lämpliga torrakor nyskapas praktiskt taget inte alls. Arten är placerad högst upp i Skogsstyrelsens värdepyramid för bedömning av skog med höga naturvärden och är fridlyst enligt 8 § artskyddsförordningen. Tidigare fanns varglav även på ved i kulturlandskapet men den har nästan helt försvunnit från denna miljö (SLU Artdatabanken, 2024; Nitare &amp; Skogsstyrelsen, 2019).</w:t>
+        <w:t xml:space="preserve"> växer på gammal, torr, hård ved, främst på torrakor och högstubbar av tall i öppna lägen, främst på myrar och i myrkanter. Lämpliga torrakor nyskapas praktiskt taget inte alls. Arten är placerad högst upp i Skogsstyrelsens värdepyramid för bedömning av skog med höga naturvärden och är fridlyst enligt 8 § artskyddsförordningen. Tidigare fanns varglav även på ved i kulturlandskapet men den har nästan helt försvunnit från denna miljö. På lokaler med riklig förekomst av varglav kan man hitta den sällsynta lavparasiten varglavsknöl (VU), som är knuten till varglav (SLU Artdatabanken, 2024; Nitare &amp; Skogsstyrelsen, 2019).</w:t>
       </w:r>
     </w:p>
     <w:sectPr>
@@ -282,7 +282,7 @@
     <w:r>
       <w:tab/>
       <w:tab/>
-      <w:t>2026-03-02</w:t>
+      <w:t>2026-03-03</w:t>
       <w:br/>
       <w:br/>
     </w:r>

--- a/tillsyn/A 55218-2025 tillsynsbegäran.docx
+++ b/tillsyn/A 55218-2025 tillsynsbegäran.docx
@@ -282,7 +282,7 @@
     <w:r>
       <w:tab/>
       <w:tab/>
-      <w:t>2026-03-03</w:t>
+      <w:t>2026-03-04</w:t>
       <w:br/>
       <w:br/>
     </w:r>

--- a/tillsyn/A 55218-2025 tillsynsbegäran.docx
+++ b/tillsyn/A 55218-2025 tillsynsbegäran.docx
@@ -282,7 +282,7 @@
     <w:r>
       <w:tab/>
       <w:tab/>
-      <w:t>2026-03-04</w:t>
+      <w:t>2026-03-05</w:t>
       <w:br/>
       <w:br/>
     </w:r>

--- a/tillsyn/A 55218-2025 tillsynsbegäran.docx
+++ b/tillsyn/A 55218-2025 tillsynsbegäran.docx
@@ -282,7 +282,7 @@
     <w:r>
       <w:tab/>
       <w:tab/>
-      <w:t>2026-03-05</w:t>
+      <w:t>2026-03-06</w:t>
       <w:br/>
       <w:br/>
     </w:r>

--- a/tillsyn/A 55218-2025 tillsynsbegäran.docx
+++ b/tillsyn/A 55218-2025 tillsynsbegäran.docx
@@ -282,7 +282,7 @@
     <w:r>
       <w:tab/>
       <w:tab/>
-      <w:t>2026-03-06</w:t>
+      <w:t>2026-03-07</w:t>
       <w:br/>
       <w:br/>
     </w:r>

--- a/tillsyn/A 55218-2025 tillsynsbegäran.docx
+++ b/tillsyn/A 55218-2025 tillsynsbegäran.docx
@@ -282,7 +282,7 @@
     <w:r>
       <w:tab/>
       <w:tab/>
-      <w:t>2026-03-07</w:t>
+      <w:t>2026-03-08</w:t>
       <w:br/>
       <w:br/>
     </w:r>

--- a/tillsyn/A 55218-2025 tillsynsbegäran.docx
+++ b/tillsyn/A 55218-2025 tillsynsbegäran.docx
@@ -282,7 +282,7 @@
     <w:r>
       <w:tab/>
       <w:tab/>
-      <w:t>2026-03-08</w:t>
+      <w:t>2026-03-09</w:t>
       <w:br/>
       <w:br/>
     </w:r>

--- a/tillsyn/A 55218-2025 tillsynsbegäran.docx
+++ b/tillsyn/A 55218-2025 tillsynsbegäran.docx
@@ -282,7 +282,7 @@
     <w:r>
       <w:tab/>
       <w:tab/>
-      <w:t>2026-03-09</w:t>
+      <w:t>2026-03-10</w:t>
       <w:br/>
       <w:br/>
     </w:r>

--- a/tillsyn/A 55218-2025 tillsynsbegäran.docx
+++ b/tillsyn/A 55218-2025 tillsynsbegäran.docx
@@ -282,7 +282,7 @@
     <w:r>
       <w:tab/>
       <w:tab/>
-      <w:t>2026-03-10</w:t>
+      <w:t>2026-03-11</w:t>
       <w:br/>
       <w:br/>
     </w:r>

--- a/tillsyn/A 55218-2025 tillsynsbegäran.docx
+++ b/tillsyn/A 55218-2025 tillsynsbegäran.docx
@@ -282,7 +282,7 @@
     <w:r>
       <w:tab/>
       <w:tab/>
-      <w:t>2026-03-11</w:t>
+      <w:t>2026-03-12</w:t>
       <w:br/>
       <w:br/>
     </w:r>

--- a/tillsyn/A 55218-2025 tillsynsbegäran.docx
+++ b/tillsyn/A 55218-2025 tillsynsbegäran.docx
@@ -282,7 +282,7 @@
     <w:r>
       <w:tab/>
       <w:tab/>
-      <w:t>2026-03-12</w:t>
+      <w:t>2026-03-13</w:t>
       <w:br/>
       <w:br/>
     </w:r>

--- a/tillsyn/A 55218-2025 tillsynsbegäran.docx
+++ b/tillsyn/A 55218-2025 tillsynsbegäran.docx
@@ -282,7 +282,7 @@
     <w:r>
       <w:tab/>
       <w:tab/>
-      <w:t>2026-04-14</w:t>
+      <w:t>2026-04-15</w:t>
       <w:br/>
       <w:br/>
     </w:r>

--- a/tillsyn/A 55218-2025 tillsynsbegäran.docx
+++ b/tillsyn/A 55218-2025 tillsynsbegäran.docx
@@ -282,7 +282,7 @@
     <w:r>
       <w:tab/>
       <w:tab/>
-      <w:t>2026-04-15</w:t>
+      <w:t>2026-04-16</w:t>
       <w:br/>
       <w:br/>
     </w:r>

--- a/tillsyn/A 55218-2025 tillsynsbegäran.docx
+++ b/tillsyn/A 55218-2025 tillsynsbegäran.docx
@@ -282,7 +282,7 @@
     <w:r>
       <w:tab/>
       <w:tab/>
-      <w:t>2026-04-16</w:t>
+      <w:t>2026-04-17</w:t>
       <w:br/>
       <w:br/>
     </w:r>

--- a/tillsyn/A 55218-2025 tillsynsbegäran.docx
+++ b/tillsyn/A 55218-2025 tillsynsbegäran.docx
@@ -282,7 +282,7 @@
     <w:r>
       <w:tab/>
       <w:tab/>
-      <w:t>2026-04-17</w:t>
+      <w:t>2026-04-18</w:t>
       <w:br/>
       <w:br/>
     </w:r>

--- a/tillsyn/A 55218-2025 tillsynsbegäran.docx
+++ b/tillsyn/A 55218-2025 tillsynsbegäran.docx
@@ -282,7 +282,7 @@
     <w:r>
       <w:tab/>
       <w:tab/>
-      <w:t>2026-04-18</w:t>
+      <w:t>2026-04-19</w:t>
       <w:br/>
       <w:br/>
     </w:r>

--- a/tillsyn/A 55218-2025 tillsynsbegäran.docx
+++ b/tillsyn/A 55218-2025 tillsynsbegäran.docx
@@ -282,7 +282,7 @@
     <w:r>
       <w:tab/>
       <w:tab/>
-      <w:t>2026-04-19</w:t>
+      <w:t>2026-04-20</w:t>
       <w:br/>
       <w:br/>
     </w:r>

--- a/tillsyn/A 55218-2025 tillsynsbegäran.docx
+++ b/tillsyn/A 55218-2025 tillsynsbegäran.docx
@@ -282,7 +282,7 @@
     <w:r>
       <w:tab/>
       <w:tab/>
-      <w:t>2026-04-20</w:t>
+      <w:t>2026-04-21</w:t>
       <w:br/>
       <w:br/>
     </w:r>

--- a/tillsyn/A 55218-2025 tillsynsbegäran.docx
+++ b/tillsyn/A 55218-2025 tillsynsbegäran.docx
@@ -282,7 +282,7 @@
     <w:r>
       <w:tab/>
       <w:tab/>
-      <w:t>2026-04-21</w:t>
+      <w:t>2026-04-22</w:t>
       <w:br/>
       <w:br/>
     </w:r>

--- a/tillsyn/A 55218-2025 tillsynsbegäran.docx
+++ b/tillsyn/A 55218-2025 tillsynsbegäran.docx
@@ -282,7 +282,7 @@
     <w:r>
       <w:tab/>
       <w:tab/>
-      <w:t>2026-04-22</w:t>
+      <w:t>2026-04-23</w:t>
       <w:br/>
       <w:br/>
     </w:r>

--- a/tillsyn/A 55218-2025 tillsynsbegäran.docx
+++ b/tillsyn/A 55218-2025 tillsynsbegäran.docx
@@ -282,7 +282,7 @@
     <w:r>
       <w:tab/>
       <w:tab/>
-      <w:t>2026-04-23</w:t>
+      <w:t>2026-04-24</w:t>
       <w:br/>
       <w:br/>
     </w:r>

--- a/tillsyn/A 55218-2025 tillsynsbegäran.docx
+++ b/tillsyn/A 55218-2025 tillsynsbegäran.docx
@@ -282,7 +282,7 @@
     <w:r>
       <w:tab/>
       <w:tab/>
-      <w:t>2026-04-24</w:t>
+      <w:t>2026-04-25</w:t>
       <w:br/>
       <w:br/>
     </w:r>

--- a/tillsyn/A 55218-2025 tillsynsbegäran.docx
+++ b/tillsyn/A 55218-2025 tillsynsbegäran.docx
@@ -282,7 +282,7 @@
     <w:r>
       <w:tab/>
       <w:tab/>
-      <w:t>2026-04-25</w:t>
+      <w:t>2026-04-26</w:t>
       <w:br/>
       <w:br/>
     </w:r>

--- a/tillsyn/A 55218-2025 tillsynsbegäran.docx
+++ b/tillsyn/A 55218-2025 tillsynsbegäran.docx
@@ -282,7 +282,7 @@
     <w:r>
       <w:tab/>
       <w:tab/>
-      <w:t>2026-04-26</w:t>
+      <w:t>2026-04-27</w:t>
       <w:br/>
       <w:br/>
     </w:r>

--- a/tillsyn/A 55218-2025 tillsynsbegäran.docx
+++ b/tillsyn/A 55218-2025 tillsynsbegäran.docx
@@ -282,7 +282,7 @@
     <w:r>
       <w:tab/>
       <w:tab/>
-      <w:t>2026-04-27</w:t>
+      <w:t>2026-04-28</w:t>
       <w:br/>
       <w:br/>
     </w:r>

--- a/tillsyn/A 55218-2025 tillsynsbegäran.docx
+++ b/tillsyn/A 55218-2025 tillsynsbegäran.docx
@@ -282,7 +282,7 @@
     <w:r>
       <w:tab/>
       <w:tab/>
-      <w:t>2026-04-28</w:t>
+      <w:t>2026-04-29</w:t>
       <w:br/>
       <w:br/>
     </w:r>

--- a/tillsyn/A 55218-2025 tillsynsbegäran.docx
+++ b/tillsyn/A 55218-2025 tillsynsbegäran.docx
@@ -282,7 +282,7 @@
     <w:r>
       <w:tab/>
       <w:tab/>
-      <w:t>2026-04-29</w:t>
+      <w:t>2026-04-30</w:t>
       <w:br/>
       <w:br/>
     </w:r>

--- a/tillsyn/A 55218-2025 tillsynsbegäran.docx
+++ b/tillsyn/A 55218-2025 tillsynsbegäran.docx
@@ -282,7 +282,7 @@
     <w:r>
       <w:tab/>
       <w:tab/>
-      <w:t>2026-04-30</w:t>
+      <w:t>2026-05-01</w:t>
       <w:br/>
       <w:br/>
     </w:r>

--- a/tillsyn/A 55218-2025 tillsynsbegäran.docx
+++ b/tillsyn/A 55218-2025 tillsynsbegäran.docx
@@ -282,7 +282,7 @@
     <w:r>
       <w:tab/>
       <w:tab/>
-      <w:t>2026-05-01</w:t>
+      <w:t>2026-05-02</w:t>
       <w:br/>
       <w:br/>
     </w:r>

--- a/tillsyn/A 55218-2025 tillsynsbegäran.docx
+++ b/tillsyn/A 55218-2025 tillsynsbegäran.docx
@@ -282,7 +282,7 @@
     <w:r>
       <w:tab/>
       <w:tab/>
-      <w:t>2026-05-02</w:t>
+      <w:t>2026-05-03</w:t>
       <w:br/>
       <w:br/>
     </w:r>

--- a/tillsyn/A 55218-2025 tillsynsbegäran.docx
+++ b/tillsyn/A 55218-2025 tillsynsbegäran.docx
@@ -282,7 +282,7 @@
     <w:r>
       <w:tab/>
       <w:tab/>
-      <w:t>2026-05-03</w:t>
+      <w:t>2026-05-04</w:t>
       <w:br/>
       <w:br/>
     </w:r>

--- a/tillsyn/A 55218-2025 tillsynsbegäran.docx
+++ b/tillsyn/A 55218-2025 tillsynsbegäran.docx
@@ -282,7 +282,7 @@
     <w:r>
       <w:tab/>
       <w:tab/>
-      <w:t>2026-05-04</w:t>
+      <w:t>2026-05-05</w:t>
       <w:br/>
       <w:br/>
     </w:r>

--- a/tillsyn/A 55218-2025 tillsynsbegäran.docx
+++ b/tillsyn/A 55218-2025 tillsynsbegäran.docx
@@ -282,7 +282,7 @@
     <w:r>
       <w:tab/>
       <w:tab/>
-      <w:t>2026-05-05</w:t>
+      <w:t>2026-05-06</w:t>
       <w:br/>
       <w:br/>
     </w:r>

--- a/tillsyn/A 55218-2025 tillsynsbegäran.docx
+++ b/tillsyn/A 55218-2025 tillsynsbegäran.docx
@@ -282,7 +282,7 @@
     <w:r>
       <w:tab/>
       <w:tab/>
-      <w:t>2026-05-16</w:t>
+      <w:t>2026-05-17</w:t>
       <w:br/>
       <w:br/>
     </w:r>

--- a/tillsyn/A 55218-2025 tillsynsbegäran.docx
+++ b/tillsyn/A 55218-2025 tillsynsbegäran.docx
@@ -282,7 +282,7 @@
     <w:r>
       <w:tab/>
       <w:tab/>
-      <w:t>2026-05-17</w:t>
+      <w:t>2026-05-18</w:t>
       <w:br/>
       <w:br/>
     </w:r>

--- a/tillsyn/A 55218-2025 tillsynsbegäran.docx
+++ b/tillsyn/A 55218-2025 tillsynsbegäran.docx
@@ -282,7 +282,7 @@
     <w:r>
       <w:tab/>
       <w:tab/>
-      <w:t>2026-05-18</w:t>
+      <w:t>2026-05-19</w:t>
       <w:br/>
       <w:br/>
     </w:r>

--- a/tillsyn/A 55218-2025 tillsynsbegäran.docx
+++ b/tillsyn/A 55218-2025 tillsynsbegäran.docx
@@ -282,7 +282,7 @@
     <w:r>
       <w:tab/>
       <w:tab/>
-      <w:t>2026-05-19</w:t>
+      <w:t>2026-05-20</w:t>
       <w:br/>
       <w:br/>
     </w:r>
